--- a/HRCP-KKU-Academic/src/main/resources/templates/docx/Phase2/p2doc_9.docx
+++ b/HRCP-KKU-Academic/src/main/resources/templates/docx/Phase2/p2doc_9.docx
@@ -1,6 +1,6 @@
 
 <file path=word/document.xml><?xml version="1.0" encoding="utf-8"?>
-<w:document xmlns:wpc="http://schemas.microsoft.com/office/word/2010/wordprocessingCanvas" xmlns:cx="http://schemas.microsoft.com/office/drawing/2014/chartex" xmlns:cx1="http://schemas.microsoft.com/office/drawing/2015/9/8/chartex" xmlns:cx2="http://schemas.microsoft.com/office/drawing/2015/10/21/chartex" xmlns:cx3="http://schemas.microsoft.com/office/drawing/2016/5/9/chartex" xmlns:cx4="http://schemas.microsoft.com/office/drawing/2016/5/10/chartex" xmlns:cx5="http://schemas.microsoft.com/office/drawing/2016/5/11/chartex" xmlns:cx6="http://schemas.microsoft.com/office/drawing/2016/5/12/chartex" xmlns:cx7="http://schemas.microsoft.com/office/drawing/2016/5/13/chartex" xmlns:cx8="http://schemas.microsoft.com/office/drawing/2016/5/14/chartex" xmlns:mc="http://schemas.openxmlformats.org/markup-compatibility/2006" xmlns:aink="http://schemas.microsoft.com/office/drawing/2016/ink" xmlns:am3d="http://schemas.microsoft.com/office/drawing/2017/model3d" xmlns:o="urn:schemas-microsoft-com:office:office" xmlns:oel="http://schemas.microsoft.com/office/2019/extlst" xmlns:r="http://schemas.openxmlformats.org/officeDocument/2006/relationships" xmlns:m="http://schemas.openxmlformats.org/officeDocument/2006/math" xmlns:v="urn:schemas-microsoft-com:vml" xmlns:wp14="http://schemas.microsoft.com/office/word/2010/wordprocessingDrawing" xmlns:wp="http://schemas.openxmlformats.org/drawingml/2006/wordprocessingDrawing" xmlns:w10="urn:schemas-microsoft-com:office:word" xmlns:w="http://schemas.openxmlformats.org/wordprocessingml/2006/main" xmlns:w14="http://schemas.microsoft.com/office/word/2010/wordml" xmlns:w15="http://schemas.microsoft.com/office/word/2012/wordml" xmlns:w16cex="http://schemas.microsoft.com/office/word/2018/wordml/cex" xmlns:w16cid="http://schemas.microsoft.com/office/word/2016/wordml/cid" xmlns:w16="http://schemas.microsoft.com/office/word/2018/wordml" xmlns:w16sdtdh="http://schemas.microsoft.com/office/word/2020/wordml/sdtdatahash" xmlns:w16se="http://schemas.microsoft.com/office/word/2015/wordml/symex" xmlns:wpg="http://schemas.microsoft.com/office/word/2010/wordprocessingGroup" xmlns:wpi="http://schemas.microsoft.com/office/word/2010/wordprocessingInk" xmlns:wne="http://schemas.microsoft.com/office/word/2006/wordml" xmlns:wps="http://schemas.microsoft.com/office/word/2010/wordprocessingShape" mc:Ignorable="w14 w15 w16se w16cid w16 w16cex w16sdtdh wp14">
+<w:document xmlns:wpc="http://schemas.microsoft.com/office/word/2010/wordprocessingCanvas" xmlns:cx="http://schemas.microsoft.com/office/drawing/2014/chartex" xmlns:cx1="http://schemas.microsoft.com/office/drawing/2015/9/8/chartex" xmlns:cx2="http://schemas.microsoft.com/office/drawing/2015/10/21/chartex" xmlns:cx3="http://schemas.microsoft.com/office/drawing/2016/5/9/chartex" xmlns:cx4="http://schemas.microsoft.com/office/drawing/2016/5/10/chartex" xmlns:cx5="http://schemas.microsoft.com/office/drawing/2016/5/11/chartex" xmlns:cx6="http://schemas.microsoft.com/office/drawing/2016/5/12/chartex" xmlns:cx7="http://schemas.microsoft.com/office/drawing/2016/5/13/chartex" xmlns:cx8="http://schemas.microsoft.com/office/drawing/2016/5/14/chartex" xmlns:mc="http://schemas.openxmlformats.org/markup-compatibility/2006" xmlns:m="http://schemas.openxmlformats.org/officeDocument/2006/math" xmlns:aink="http://schemas.microsoft.com/office/drawing/2016/ink" xmlns:am3d="http://schemas.microsoft.com/office/drawing/2017/model3d" xmlns:oel="http://schemas.microsoft.com/office/2019/extlst" xmlns:r="http://schemas.openxmlformats.org/officeDocument/2006/relationships" xmlns:wp14="http://schemas.microsoft.com/office/word/2010/wordprocessingDrawing" xmlns:wp="http://schemas.openxmlformats.org/drawingml/2006/wordprocessingDrawing" xmlns:wpg="http://schemas.microsoft.com/office/word/2010/wordprocessingGroup" xmlns:wpi="http://schemas.microsoft.com/office/word/2010/wordprocessingInk" xmlns:wps="http://schemas.microsoft.com/office/word/2010/wordprocessingShape" xmlns:o="urn:schemas-microsoft-com:office:office" xmlns:v="urn:schemas-microsoft-com:vml" xmlns:w10="urn:schemas-microsoft-com:office:word" xmlns:w="http://schemas.openxmlformats.org/wordprocessingml/2006/main" xmlns:w14="http://schemas.microsoft.com/office/word/2010/wordml" xmlns:w15="http://schemas.microsoft.com/office/word/2012/wordml" xmlns:w16cex="http://schemas.microsoft.com/office/word/2018/wordml/cex" xmlns:w16cid="http://schemas.microsoft.com/office/word/2016/wordml/cid" xmlns:w16="http://schemas.microsoft.com/office/word/2018/wordml" xmlns:w16sdtdh="http://schemas.microsoft.com/office/word/2020/wordml/sdtdatahash" xmlns:w16sdtfl="http://schemas.microsoft.com/office/word/2024/wordml/sdtformatlock" xmlns:w16se="http://schemas.microsoft.com/office/word/2015/wordml/symex" xmlns:w16du="http://schemas.microsoft.com/office/word/2023/wordml/word16du" xmlns:wne="http://schemas.microsoft.com/office/word/2006/wordml" mc:Ignorable="w14 w15 w16se w16cid w16 w16cex w16sdtdh w16sdtfl w16du wp14">
   <w:body>
     <w:p>
       <w:pPr>
@@ -199,7 +199,7 @@
           <w:szCs w:val="32"/>
           <w:cs/>
         </w:rPr>
-        <w:t xml:space="preserve">ก. ชื่อผลงาน {{title_name}}</w:t>
+        <w:t>ก. ชื่อผลงาน {{title_name}}</w:t>
       </w:r>
     </w:p>
     <w:p>
@@ -237,7 +237,7 @@
           <w:szCs w:val="32"/>
           <w:cs/>
         </w:rPr>
-        <w:t xml:space="preserve">{{chk_ firstauthor}}</w:t>
+        <w:t>{{chk_ firstauthor}}</w:t>
       </w:r>
       <w:r>
         <w:rPr>
@@ -300,7 +300,27 @@
           <w:szCs w:val="32"/>
           <w:cs/>
         </w:rPr>
-        <w:t xml:space="preserve">{{chk_corresp}}</w:t>
+        <w:t>{{</w:t>
+      </w:r>
+      <w:proofErr w:type="spellStart"/>
+      <w:r>
+        <w:rPr>
+          <w:rFonts w:ascii="TH Sarabun New" w:eastAsiaTheme="minorHAnsi" w:hAnsi="TH Sarabun New" w:cs="TH Sarabun New"/>
+          <w:sz w:val="32"/>
+          <w:szCs w:val="32"/>
+          <w:cs/>
+        </w:rPr>
+        <w:t>chk_corresp</w:t>
+      </w:r>
+      <w:proofErr w:type="spellEnd"/>
+      <w:r>
+        <w:rPr>
+          <w:rFonts w:ascii="TH Sarabun New" w:eastAsiaTheme="minorHAnsi" w:hAnsi="TH Sarabun New" w:cs="TH Sarabun New"/>
+          <w:sz w:val="32"/>
+          <w:szCs w:val="32"/>
+          <w:cs/>
+        </w:rPr>
+        <w:t>}}</w:t>
       </w:r>
       <w:r>
         <w:rPr>
@@ -310,7 +330,36 @@
           <w:cs/>
         </w:rPr>
         <w:tab/>
-        <w:t>ผู้ประพันธ์บรรณกิจ (</w:t>
+      </w:r>
+      <w:r>
+        <w:rPr>
+          <w:rFonts w:ascii="TH Sarabun New" w:eastAsiaTheme="minorHAnsi" w:hAnsi="TH Sarabun New" w:cs="TH Sarabun New"/>
+          <w:sz w:val="32"/>
+          <w:szCs w:val="32"/>
+          <w:cs/>
+          <w:lang w:bidi="th-TH"/>
+        </w:rPr>
+        <w:tab/>
+      </w:r>
+      <w:proofErr w:type="spellStart"/>
+      <w:r>
+        <w:rPr>
+          <w:rFonts w:ascii="TH Sarabun New" w:eastAsiaTheme="minorHAnsi" w:hAnsi="TH Sarabun New" w:cs="TH Sarabun New"/>
+          <w:sz w:val="32"/>
+          <w:szCs w:val="32"/>
+          <w:cs/>
+        </w:rPr>
+        <w:t>ผู้ประพันธ์บรรณกิจ</w:t>
+      </w:r>
+      <w:proofErr w:type="spellEnd"/>
+      <w:r>
+        <w:rPr>
+          <w:rFonts w:ascii="TH Sarabun New" w:eastAsiaTheme="minorHAnsi" w:hAnsi="TH Sarabun New" w:cs="TH Sarabun New"/>
+          <w:sz w:val="32"/>
+          <w:szCs w:val="32"/>
+          <w:cs/>
+        </w:rPr>
+        <w:t xml:space="preserve"> (</w:t>
       </w:r>
       <w:r>
         <w:rPr>
@@ -337,7 +386,7 @@
           <w:szCs w:val="32"/>
           <w:cs/>
         </w:rPr>
-        <w:t xml:space="preserve">{{chk_coauthor}}</w:t>
+        <w:t>{{chk_coauthor}}</w:t>
       </w:r>
       <w:r>
         <w:rPr>
@@ -403,8 +452,8 @@
         <w:tblLook w:val="04A0" w:firstRow="1" w:lastRow="0" w:firstColumn="1" w:lastColumn="0" w:noHBand="0" w:noVBand="1"/>
       </w:tblPr>
       <w:tblGrid>
-        <w:gridCol w:w="4784"/>
-        <w:gridCol w:w="4232"/>
+        <w:gridCol w:w="4776"/>
+        <w:gridCol w:w="4240"/>
       </w:tblGrid>
       <w:tr>
         <w:trPr>
@@ -531,7 +580,7 @@
                 <w:sz w:val="32"/>
                 <w:szCs w:val="32"/>
               </w:rPr>
-              <w:t xml:space="preserve">{{role_des1}}</w:t>
+              <w:t>{{role_des1}}</w:t>
             </w:r>
           </w:p>
         </w:tc>
@@ -557,6 +606,14 @@
                 <w:cs/>
               </w:rPr>
               <w:t>ข. การปฏิบัติการวิจัยมีส่วนร่วมในการ</w:t>
+            </w:r>
+            <w:r>
+              <w:rPr>
+                <w:rFonts w:ascii="TH Sarabun New" w:eastAsiaTheme="minorHAnsi" w:hAnsi="TH Sarabun New" w:cs="TH Sarabun New"/>
+                <w:sz w:val="32"/>
+                <w:szCs w:val="32"/>
+                <w:cs/>
+              </w:rPr>
               <w:tab/>
             </w:r>
           </w:p>
@@ -576,6 +633,14 @@
                 <w:cs/>
               </w:rPr>
               <w:t>ออกแบบ การทดลอง การทดสอบ เครื่องมือวัด</w:t>
+            </w:r>
+            <w:r>
+              <w:rPr>
+                <w:rFonts w:ascii="TH Sarabun New" w:eastAsiaTheme="minorHAnsi" w:hAnsi="TH Sarabun New" w:cs="TH Sarabun New"/>
+                <w:sz w:val="32"/>
+                <w:szCs w:val="32"/>
+                <w:cs/>
+              </w:rPr>
               <w:tab/>
             </w:r>
           </w:p>
@@ -624,7 +689,7 @@
                 <w:sz w:val="32"/>
                 <w:szCs w:val="32"/>
               </w:rPr>
-              <w:t xml:space="preserve">{{role_des2}}</w:t>
+              <w:t>{{role_des2}}</w:t>
             </w:r>
           </w:p>
         </w:tc>
@@ -650,6 +715,14 @@
                 <w:cs/>
               </w:rPr>
               <w:t>ค. การจัดเก็บข้อมูล การวิเคราะห์ข้อมูล</w:t>
+            </w:r>
+            <w:r>
+              <w:rPr>
+                <w:rFonts w:ascii="TH Sarabun New" w:eastAsiaTheme="minorHAnsi" w:hAnsi="TH Sarabun New" w:cs="TH Sarabun New"/>
+                <w:sz w:val="32"/>
+                <w:szCs w:val="32"/>
+                <w:cs/>
+              </w:rPr>
               <w:tab/>
             </w:r>
           </w:p>
@@ -669,6 +742,14 @@
                 <w:cs/>
               </w:rPr>
               <w:t>การแปรผล</w:t>
+            </w:r>
+            <w:r>
+              <w:rPr>
+                <w:rFonts w:ascii="TH Sarabun New" w:eastAsiaTheme="minorHAnsi" w:hAnsi="TH Sarabun New" w:cs="TH Sarabun New"/>
+                <w:sz w:val="32"/>
+                <w:szCs w:val="32"/>
+                <w:cs/>
+              </w:rPr>
               <w:tab/>
             </w:r>
           </w:p>
@@ -691,7 +772,7 @@
                 <w:sz w:val="32"/>
                 <w:szCs w:val="32"/>
               </w:rPr>
-              <w:t xml:space="preserve">{{role_des3}}</w:t>
+              <w:t>{{role_des3}}</w:t>
             </w:r>
           </w:p>
         </w:tc>
@@ -717,6 +798,14 @@
                 <w:cs/>
               </w:rPr>
               <w:t>ง. การวิพากษ์วิจารณ์ผล การแสดง</w:t>
+            </w:r>
+            <w:r>
+              <w:rPr>
+                <w:rFonts w:ascii="TH Sarabun New" w:eastAsiaTheme="minorHAnsi" w:hAnsi="TH Sarabun New" w:cs="TH Sarabun New"/>
+                <w:sz w:val="32"/>
+                <w:szCs w:val="32"/>
+                <w:cs/>
+              </w:rPr>
               <w:tab/>
             </w:r>
           </w:p>
@@ -754,6 +843,14 @@
                 <w:cs/>
               </w:rPr>
               <w:t>หรือทฤษฎีเดิม</w:t>
+            </w:r>
+            <w:r>
+              <w:rPr>
+                <w:rFonts w:ascii="TH Sarabun New" w:eastAsiaTheme="minorHAnsi" w:hAnsi="TH Sarabun New" w:cs="TH Sarabun New"/>
+                <w:sz w:val="32"/>
+                <w:szCs w:val="32"/>
+                <w:cs/>
+              </w:rPr>
               <w:tab/>
             </w:r>
           </w:p>
@@ -776,7 +873,7 @@
                 <w:sz w:val="32"/>
                 <w:szCs w:val="32"/>
               </w:rPr>
-              <w:t xml:space="preserve">{{role_des4}}</w:t>
+              <w:t>{{role_des4}}</w:t>
             </w:r>
           </w:p>
         </w:tc>
@@ -811,6 +908,13 @@
                 <w:szCs w:val="32"/>
               </w:rPr>
               <w:t>manuscript</w:t>
+            </w:r>
+            <w:r>
+              <w:rPr>
+                <w:rFonts w:ascii="TH Sarabun New" w:eastAsiaTheme="minorHAnsi" w:hAnsi="TH Sarabun New" w:cs="TH Sarabun New"/>
+                <w:sz w:val="32"/>
+                <w:szCs w:val="32"/>
+              </w:rPr>
               <w:tab/>
             </w:r>
           </w:p>
@@ -833,7 +937,7 @@
                 <w:sz w:val="32"/>
                 <w:szCs w:val="32"/>
               </w:rPr>
-              <w:t xml:space="preserve">{{role_des5}}</w:t>
+              <w:t>{{role_des5}}</w:t>
             </w:r>
           </w:p>
         </w:tc>
@@ -867,6 +971,13 @@
                 <w:szCs w:val="32"/>
               </w:rPr>
               <w:t xml:space="preserve"> specimens, study</w:t>
+            </w:r>
+            <w:r>
+              <w:rPr>
+                <w:rFonts w:ascii="TH Sarabun New" w:eastAsiaTheme="minorHAnsi" w:hAnsi="TH Sarabun New" w:cs="TH Sarabun New"/>
+                <w:sz w:val="32"/>
+                <w:szCs w:val="32"/>
+              </w:rPr>
               <w:tab/>
             </w:r>
           </w:p>
@@ -911,6 +1022,14 @@
                 <w:cs/>
               </w:rPr>
               <w:t>(โปรดระบุแหล่งทุน</w:t>
+            </w:r>
+            <w:r>
+              <w:rPr>
+                <w:rFonts w:ascii="TH Sarabun New" w:eastAsiaTheme="minorHAnsi" w:hAnsi="TH Sarabun New" w:cs="TH Sarabun New"/>
+                <w:sz w:val="32"/>
+                <w:szCs w:val="32"/>
+                <w:cs/>
+              </w:rPr>
               <w:tab/>
             </w:r>
           </w:p>
@@ -964,6 +1083,14 @@
                 <w:cs/>
               </w:rPr>
               <w:t>เครื่องมือ ห้องปฏิบัติการ</w:t>
+            </w:r>
+            <w:r>
+              <w:rPr>
+                <w:rFonts w:ascii="TH Sarabun New" w:eastAsiaTheme="minorHAnsi" w:hAnsi="TH Sarabun New" w:cs="TH Sarabun New"/>
+                <w:sz w:val="32"/>
+                <w:szCs w:val="32"/>
+                <w:cs/>
+              </w:rPr>
               <w:tab/>
             </w:r>
           </w:p>
@@ -983,6 +1110,14 @@
                 <w:cs/>
               </w:rPr>
               <w:t>ครุภัณฑ์</w:t>
+            </w:r>
+            <w:r>
+              <w:rPr>
+                <w:rFonts w:ascii="TH Sarabun New" w:eastAsiaTheme="minorHAnsi" w:hAnsi="TH Sarabun New" w:cs="TH Sarabun New"/>
+                <w:sz w:val="32"/>
+                <w:szCs w:val="32"/>
+                <w:cs/>
+              </w:rPr>
               <w:tab/>
             </w:r>
           </w:p>
@@ -1005,7 +1140,7 @@
                 <w:sz w:val="32"/>
                 <w:szCs w:val="32"/>
               </w:rPr>
-              <w:t xml:space="preserve">{{role_des6}}</w:t>
+              <w:t>{{role_des6}}</w:t>
             </w:r>
           </w:p>
         </w:tc>
@@ -1031,6 +1166,14 @@
                 <w:cs/>
               </w:rPr>
               <w:t>ช. อื่นๆ</w:t>
+            </w:r>
+            <w:r>
+              <w:rPr>
+                <w:rFonts w:ascii="TH Sarabun New" w:eastAsiaTheme="minorHAnsi" w:hAnsi="TH Sarabun New" w:cs="TH Sarabun New"/>
+                <w:sz w:val="32"/>
+                <w:szCs w:val="32"/>
+                <w:cs/>
+              </w:rPr>
               <w:tab/>
             </w:r>
           </w:p>
@@ -1053,7 +1196,7 @@
                 <w:sz w:val="32"/>
                 <w:szCs w:val="32"/>
               </w:rPr>
-              <w:t xml:space="preserve">{{role_des7}}</w:t>
+              <w:t>{{role_des7}}</w:t>
             </w:r>
           </w:p>
         </w:tc>
@@ -1126,7 +1269,7 @@
           <w:szCs w:val="32"/>
           <w:cs/>
         </w:rPr>
-        <w:t xml:space="preserve">({{applicant_name}})</w:t>
+        <w:t>({{applicant_name}})</w:t>
       </w:r>
     </w:p>
     <w:p>
@@ -1208,7 +1351,7 @@
           <w:szCs w:val="32"/>
           <w:cs/>
         </w:rPr>
-        <w:t xml:space="preserve">({{firstauthor_name}})</w:t>
+        <w:t>({{firstauthor_name}})</w:t>
       </w:r>
     </w:p>
     <w:p>
@@ -1298,7 +1441,7 @@
           <w:szCs w:val="32"/>
           <w:cs/>
         </w:rPr>
-        <w:t xml:space="preserve">({{corres_name}})</w:t>
+        <w:t>({{corres_name}})</w:t>
       </w:r>
     </w:p>
     <w:p>
@@ -1453,7 +1596,7 @@
 </file>
 
 <file path=word/styles.xml><?xml version="1.0" encoding="utf-8"?>
-<w:styles xmlns:mc="http://schemas.openxmlformats.org/markup-compatibility/2006" xmlns:r="http://schemas.openxmlformats.org/officeDocument/2006/relationships" xmlns:w="http://schemas.openxmlformats.org/wordprocessingml/2006/main" xmlns:w14="http://schemas.microsoft.com/office/word/2010/wordml" xmlns:w15="http://schemas.microsoft.com/office/word/2012/wordml" xmlns:w16cex="http://schemas.microsoft.com/office/word/2018/wordml/cex" xmlns:w16cid="http://schemas.microsoft.com/office/word/2016/wordml/cid" xmlns:w16="http://schemas.microsoft.com/office/word/2018/wordml" xmlns:w16sdtdh="http://schemas.microsoft.com/office/word/2020/wordml/sdtdatahash" xmlns:w16se="http://schemas.microsoft.com/office/word/2015/wordml/symex" mc:Ignorable="w14 w15 w16se w16cid w16 w16cex w16sdtdh">
+<w:styles xmlns:mc="http://schemas.openxmlformats.org/markup-compatibility/2006" xmlns:r="http://schemas.openxmlformats.org/officeDocument/2006/relationships" xmlns:w="http://schemas.openxmlformats.org/wordprocessingml/2006/main" xmlns:w14="http://schemas.microsoft.com/office/word/2010/wordml" xmlns:w15="http://schemas.microsoft.com/office/word/2012/wordml" xmlns:w16cex="http://schemas.microsoft.com/office/word/2018/wordml/cex" xmlns:w16cid="http://schemas.microsoft.com/office/word/2016/wordml/cid" xmlns:w16="http://schemas.microsoft.com/office/word/2018/wordml" xmlns:w16sdtdh="http://schemas.microsoft.com/office/word/2020/wordml/sdtdatahash" xmlns:w16sdtfl="http://schemas.microsoft.com/office/word/2024/wordml/sdtformatlock" xmlns:w16se="http://schemas.microsoft.com/office/word/2015/wordml/symex" xmlns:w16du="http://schemas.microsoft.com/office/word/2023/wordml/word16du" mc:Ignorable="w14 w15 w16se w16cid w16 w16cex w16sdtdh w16sdtfl w16du">
   <w:docDefaults>
     <w:rPrDefault>
       <w:rPr>
@@ -1849,7 +1992,7 @@
     <w:lsdException w:name="Unresolved Mention" w:semiHidden="1" w:unhideWhenUsed="1"/>
     <w:lsdException w:name="Smart Link" w:semiHidden="1" w:unhideWhenUsed="1"/>
   </w:latentStyles>
-  <w:style w:type="paragraph" w:default="1" w:styleId="a">
+  <w:style w:type="paragraph" w:default="1" w:styleId="Normal">
     <w:name w:val="Normal"/>
     <w:qFormat/>
     <w:rsid w:val="00E71B6C"/>
@@ -1864,11 +2007,11 @@
       <w14:ligatures w14:val="none"/>
     </w:rPr>
   </w:style>
-  <w:style w:type="paragraph" w:styleId="1">
+  <w:style w:type="paragraph" w:styleId="Heading1">
     <w:name w:val="heading 1"/>
-    <w:basedOn w:val="a"/>
-    <w:next w:val="a"/>
-    <w:link w:val="10"/>
+    <w:basedOn w:val="Normal"/>
+    <w:next w:val="Normal"/>
+    <w:link w:val="Heading1Char"/>
     <w:uiPriority w:val="9"/>
     <w:qFormat/>
     <w:rsid w:val="00E71B6C"/>
@@ -1888,11 +2031,11 @@
       <w14:ligatures w14:val="standardContextual"/>
     </w:rPr>
   </w:style>
-  <w:style w:type="paragraph" w:styleId="2">
+  <w:style w:type="paragraph" w:styleId="Heading2">
     <w:name w:val="heading 2"/>
-    <w:basedOn w:val="a"/>
-    <w:next w:val="a"/>
-    <w:link w:val="20"/>
+    <w:basedOn w:val="Normal"/>
+    <w:next w:val="Normal"/>
+    <w:link w:val="Heading2Char"/>
     <w:uiPriority w:val="9"/>
     <w:semiHidden/>
     <w:unhideWhenUsed/>
@@ -1914,11 +2057,11 @@
       <w14:ligatures w14:val="standardContextual"/>
     </w:rPr>
   </w:style>
-  <w:style w:type="paragraph" w:styleId="3">
+  <w:style w:type="paragraph" w:styleId="Heading3">
     <w:name w:val="heading 3"/>
-    <w:basedOn w:val="a"/>
-    <w:next w:val="a"/>
-    <w:link w:val="30"/>
+    <w:basedOn w:val="Normal"/>
+    <w:next w:val="Normal"/>
+    <w:link w:val="Heading3Char"/>
     <w:uiPriority w:val="9"/>
     <w:semiHidden/>
     <w:unhideWhenUsed/>
@@ -1940,11 +2083,11 @@
       <w14:ligatures w14:val="standardContextual"/>
     </w:rPr>
   </w:style>
-  <w:style w:type="paragraph" w:styleId="4">
+  <w:style w:type="paragraph" w:styleId="Heading4">
     <w:name w:val="heading 4"/>
-    <w:basedOn w:val="a"/>
-    <w:next w:val="a"/>
-    <w:link w:val="40"/>
+    <w:basedOn w:val="Normal"/>
+    <w:next w:val="Normal"/>
+    <w:link w:val="Heading4Char"/>
     <w:uiPriority w:val="9"/>
     <w:semiHidden/>
     <w:unhideWhenUsed/>
@@ -1967,11 +2110,11 @@
       <w14:ligatures w14:val="standardContextual"/>
     </w:rPr>
   </w:style>
-  <w:style w:type="paragraph" w:styleId="5">
+  <w:style w:type="paragraph" w:styleId="Heading5">
     <w:name w:val="heading 5"/>
-    <w:basedOn w:val="a"/>
-    <w:next w:val="a"/>
-    <w:link w:val="50"/>
+    <w:basedOn w:val="Normal"/>
+    <w:next w:val="Normal"/>
+    <w:link w:val="Heading5Char"/>
     <w:uiPriority w:val="9"/>
     <w:semiHidden/>
     <w:unhideWhenUsed/>
@@ -1992,11 +2135,11 @@
       <w14:ligatures w14:val="standardContextual"/>
     </w:rPr>
   </w:style>
-  <w:style w:type="paragraph" w:styleId="6">
+  <w:style w:type="paragraph" w:styleId="Heading6">
     <w:name w:val="heading 6"/>
-    <w:basedOn w:val="a"/>
-    <w:next w:val="a"/>
-    <w:link w:val="60"/>
+    <w:basedOn w:val="Normal"/>
+    <w:next w:val="Normal"/>
+    <w:link w:val="Heading6Char"/>
     <w:uiPriority w:val="9"/>
     <w:semiHidden/>
     <w:unhideWhenUsed/>
@@ -2019,11 +2162,11 @@
       <w14:ligatures w14:val="standardContextual"/>
     </w:rPr>
   </w:style>
-  <w:style w:type="paragraph" w:styleId="7">
+  <w:style w:type="paragraph" w:styleId="Heading7">
     <w:name w:val="heading 7"/>
-    <w:basedOn w:val="a"/>
-    <w:next w:val="a"/>
-    <w:link w:val="70"/>
+    <w:basedOn w:val="Normal"/>
+    <w:next w:val="Normal"/>
+    <w:link w:val="Heading7Char"/>
     <w:uiPriority w:val="9"/>
     <w:semiHidden/>
     <w:unhideWhenUsed/>
@@ -2044,11 +2187,11 @@
       <w14:ligatures w14:val="standardContextual"/>
     </w:rPr>
   </w:style>
-  <w:style w:type="paragraph" w:styleId="8">
+  <w:style w:type="paragraph" w:styleId="Heading8">
     <w:name w:val="heading 8"/>
-    <w:basedOn w:val="a"/>
-    <w:next w:val="a"/>
-    <w:link w:val="80"/>
+    <w:basedOn w:val="Normal"/>
+    <w:next w:val="Normal"/>
+    <w:link w:val="Heading8Char"/>
     <w:uiPriority w:val="9"/>
     <w:semiHidden/>
     <w:unhideWhenUsed/>
@@ -2071,11 +2214,11 @@
       <w14:ligatures w14:val="standardContextual"/>
     </w:rPr>
   </w:style>
-  <w:style w:type="paragraph" w:styleId="9">
+  <w:style w:type="paragraph" w:styleId="Heading9">
     <w:name w:val="heading 9"/>
-    <w:basedOn w:val="a"/>
-    <w:next w:val="a"/>
-    <w:link w:val="90"/>
+    <w:basedOn w:val="Normal"/>
+    <w:next w:val="Normal"/>
+    <w:link w:val="Heading9Char"/>
     <w:uiPriority w:val="9"/>
     <w:semiHidden/>
     <w:unhideWhenUsed/>
@@ -2096,13 +2239,13 @@
       <w14:ligatures w14:val="standardContextual"/>
     </w:rPr>
   </w:style>
-  <w:style w:type="character" w:default="1" w:styleId="a0">
+  <w:style w:type="character" w:default="1" w:styleId="DefaultParagraphFont">
     <w:name w:val="Default Paragraph Font"/>
     <w:uiPriority w:val="1"/>
     <w:semiHidden/>
     <w:unhideWhenUsed/>
   </w:style>
-  <w:style w:type="table" w:default="1" w:styleId="a1">
+  <w:style w:type="table" w:default="1" w:styleId="TableNormal">
     <w:name w:val="Normal Table"/>
     <w:uiPriority w:val="99"/>
     <w:semiHidden/>
@@ -2117,16 +2260,16 @@
       </w:tblCellMar>
     </w:tblPr>
   </w:style>
-  <w:style w:type="numbering" w:default="1" w:styleId="a2">
+  <w:style w:type="numbering" w:default="1" w:styleId="NoList">
     <w:name w:val="No List"/>
     <w:uiPriority w:val="99"/>
     <w:semiHidden/>
     <w:unhideWhenUsed/>
   </w:style>
-  <w:style w:type="character" w:customStyle="1" w:styleId="10">
-    <w:name w:val="หัวเรื่อง 1 อักขระ"/>
-    <w:basedOn w:val="a0"/>
-    <w:link w:val="1"/>
+  <w:style w:type="character" w:customStyle="1" w:styleId="Heading1Char">
+    <w:name w:val="Heading 1 Char"/>
+    <w:basedOn w:val="DefaultParagraphFont"/>
+    <w:link w:val="Heading1"/>
     <w:uiPriority w:val="9"/>
     <w:rsid w:val="00E71B6C"/>
     <w:rPr>
@@ -2136,10 +2279,10 @@
       <w:szCs w:val="50"/>
     </w:rPr>
   </w:style>
-  <w:style w:type="character" w:customStyle="1" w:styleId="20">
-    <w:name w:val="หัวเรื่อง 2 อักขระ"/>
-    <w:basedOn w:val="a0"/>
-    <w:link w:val="2"/>
+  <w:style w:type="character" w:customStyle="1" w:styleId="Heading2Char">
+    <w:name w:val="Heading 2 Char"/>
+    <w:basedOn w:val="DefaultParagraphFont"/>
+    <w:link w:val="Heading2"/>
     <w:uiPriority w:val="9"/>
     <w:semiHidden/>
     <w:rsid w:val="00E71B6C"/>
@@ -2150,10 +2293,10 @@
       <w:szCs w:val="40"/>
     </w:rPr>
   </w:style>
-  <w:style w:type="character" w:customStyle="1" w:styleId="30">
-    <w:name w:val="หัวเรื่อง 3 อักขระ"/>
-    <w:basedOn w:val="a0"/>
-    <w:link w:val="3"/>
+  <w:style w:type="character" w:customStyle="1" w:styleId="Heading3Char">
+    <w:name w:val="Heading 3 Char"/>
+    <w:basedOn w:val="DefaultParagraphFont"/>
+    <w:link w:val="Heading3"/>
     <w:uiPriority w:val="9"/>
     <w:semiHidden/>
     <w:rsid w:val="00E71B6C"/>
@@ -2164,10 +2307,10 @@
       <w:szCs w:val="35"/>
     </w:rPr>
   </w:style>
-  <w:style w:type="character" w:customStyle="1" w:styleId="40">
-    <w:name w:val="หัวเรื่อง 4 อักขระ"/>
-    <w:basedOn w:val="a0"/>
-    <w:link w:val="4"/>
+  <w:style w:type="character" w:customStyle="1" w:styleId="Heading4Char">
+    <w:name w:val="Heading 4 Char"/>
+    <w:basedOn w:val="DefaultParagraphFont"/>
+    <w:link w:val="Heading4"/>
     <w:uiPriority w:val="9"/>
     <w:semiHidden/>
     <w:rsid w:val="00E71B6C"/>
@@ -2178,10 +2321,10 @@
       <w:color w:val="2F5496" w:themeColor="accent1" w:themeShade="BF"/>
     </w:rPr>
   </w:style>
-  <w:style w:type="character" w:customStyle="1" w:styleId="50">
-    <w:name w:val="หัวเรื่อง 5 อักขระ"/>
-    <w:basedOn w:val="a0"/>
-    <w:link w:val="5"/>
+  <w:style w:type="character" w:customStyle="1" w:styleId="Heading5Char">
+    <w:name w:val="Heading 5 Char"/>
+    <w:basedOn w:val="DefaultParagraphFont"/>
+    <w:link w:val="Heading5"/>
     <w:uiPriority w:val="9"/>
     <w:semiHidden/>
     <w:rsid w:val="00E71B6C"/>
@@ -2190,10 +2333,10 @@
       <w:color w:val="2F5496" w:themeColor="accent1" w:themeShade="BF"/>
     </w:rPr>
   </w:style>
-  <w:style w:type="character" w:customStyle="1" w:styleId="60">
-    <w:name w:val="หัวเรื่อง 6 อักขระ"/>
-    <w:basedOn w:val="a0"/>
-    <w:link w:val="6"/>
+  <w:style w:type="character" w:customStyle="1" w:styleId="Heading6Char">
+    <w:name w:val="Heading 6 Char"/>
+    <w:basedOn w:val="DefaultParagraphFont"/>
+    <w:link w:val="Heading6"/>
     <w:uiPriority w:val="9"/>
     <w:semiHidden/>
     <w:rsid w:val="00E71B6C"/>
@@ -2204,10 +2347,10 @@
       <w:color w:val="595959" w:themeColor="text1" w:themeTint="A6"/>
     </w:rPr>
   </w:style>
-  <w:style w:type="character" w:customStyle="1" w:styleId="70">
-    <w:name w:val="หัวเรื่อง 7 อักขระ"/>
-    <w:basedOn w:val="a0"/>
-    <w:link w:val="7"/>
+  <w:style w:type="character" w:customStyle="1" w:styleId="Heading7Char">
+    <w:name w:val="Heading 7 Char"/>
+    <w:basedOn w:val="DefaultParagraphFont"/>
+    <w:link w:val="Heading7"/>
     <w:uiPriority w:val="9"/>
     <w:semiHidden/>
     <w:rsid w:val="00E71B6C"/>
@@ -2216,10 +2359,10 @@
       <w:color w:val="595959" w:themeColor="text1" w:themeTint="A6"/>
     </w:rPr>
   </w:style>
-  <w:style w:type="character" w:customStyle="1" w:styleId="80">
-    <w:name w:val="หัวเรื่อง 8 อักขระ"/>
-    <w:basedOn w:val="a0"/>
-    <w:link w:val="8"/>
+  <w:style w:type="character" w:customStyle="1" w:styleId="Heading8Char">
+    <w:name w:val="Heading 8 Char"/>
+    <w:basedOn w:val="DefaultParagraphFont"/>
+    <w:link w:val="Heading8"/>
     <w:uiPriority w:val="9"/>
     <w:semiHidden/>
     <w:rsid w:val="00E71B6C"/>
@@ -2230,10 +2373,10 @@
       <w:color w:val="272727" w:themeColor="text1" w:themeTint="D8"/>
     </w:rPr>
   </w:style>
-  <w:style w:type="character" w:customStyle="1" w:styleId="90">
-    <w:name w:val="หัวเรื่อง 9 อักขระ"/>
-    <w:basedOn w:val="a0"/>
-    <w:link w:val="9"/>
+  <w:style w:type="character" w:customStyle="1" w:styleId="Heading9Char">
+    <w:name w:val="Heading 9 Char"/>
+    <w:basedOn w:val="DefaultParagraphFont"/>
+    <w:link w:val="Heading9"/>
     <w:uiPriority w:val="9"/>
     <w:semiHidden/>
     <w:rsid w:val="00E71B6C"/>
@@ -2242,11 +2385,11 @@
       <w:color w:val="272727" w:themeColor="text1" w:themeTint="D8"/>
     </w:rPr>
   </w:style>
-  <w:style w:type="paragraph" w:styleId="a3">
+  <w:style w:type="paragraph" w:styleId="Title">
     <w:name w:val="Title"/>
-    <w:basedOn w:val="a"/>
-    <w:next w:val="a"/>
-    <w:link w:val="a4"/>
+    <w:basedOn w:val="Normal"/>
+    <w:next w:val="Normal"/>
+    <w:link w:val="TitleChar"/>
     <w:uiPriority w:val="10"/>
     <w:qFormat/>
     <w:rsid w:val="00E71B6C"/>
@@ -2264,10 +2407,10 @@
       <w14:ligatures w14:val="standardContextual"/>
     </w:rPr>
   </w:style>
-  <w:style w:type="character" w:customStyle="1" w:styleId="a4">
-    <w:name w:val="ชื่อเรื่อง อักขระ"/>
-    <w:basedOn w:val="a0"/>
-    <w:link w:val="a3"/>
+  <w:style w:type="character" w:customStyle="1" w:styleId="TitleChar">
+    <w:name w:val="Title Char"/>
+    <w:basedOn w:val="DefaultParagraphFont"/>
+    <w:link w:val="Title"/>
     <w:uiPriority w:val="10"/>
     <w:rsid w:val="00E71B6C"/>
     <w:rPr>
@@ -2278,11 +2421,11 @@
       <w:szCs w:val="71"/>
     </w:rPr>
   </w:style>
-  <w:style w:type="paragraph" w:styleId="a5">
+  <w:style w:type="paragraph" w:styleId="Subtitle">
     <w:name w:val="Subtitle"/>
-    <w:basedOn w:val="a"/>
-    <w:next w:val="a"/>
-    <w:link w:val="a6"/>
+    <w:basedOn w:val="Normal"/>
+    <w:next w:val="Normal"/>
+    <w:link w:val="SubtitleChar"/>
     <w:uiPriority w:val="11"/>
     <w:qFormat/>
     <w:rsid w:val="00E71B6C"/>
@@ -2303,10 +2446,10 @@
       <w14:ligatures w14:val="standardContextual"/>
     </w:rPr>
   </w:style>
-  <w:style w:type="character" w:customStyle="1" w:styleId="a6">
-    <w:name w:val="ชื่อเรื่องรอง อักขระ"/>
-    <w:basedOn w:val="a0"/>
-    <w:link w:val="a5"/>
+  <w:style w:type="character" w:customStyle="1" w:styleId="SubtitleChar">
+    <w:name w:val="Subtitle Char"/>
+    <w:basedOn w:val="DefaultParagraphFont"/>
+    <w:link w:val="Subtitle"/>
     <w:uiPriority w:val="11"/>
     <w:rsid w:val="00E71B6C"/>
     <w:rPr>
@@ -2317,11 +2460,11 @@
       <w:szCs w:val="35"/>
     </w:rPr>
   </w:style>
-  <w:style w:type="paragraph" w:styleId="a7">
+  <w:style w:type="paragraph" w:styleId="Quote">
     <w:name w:val="Quote"/>
-    <w:basedOn w:val="a"/>
-    <w:next w:val="a"/>
-    <w:link w:val="a8"/>
+    <w:basedOn w:val="Normal"/>
+    <w:next w:val="Normal"/>
+    <w:link w:val="QuoteChar"/>
     <w:uiPriority w:val="29"/>
     <w:qFormat/>
     <w:rsid w:val="00E71B6C"/>
@@ -2340,10 +2483,10 @@
       <w14:ligatures w14:val="standardContextual"/>
     </w:rPr>
   </w:style>
-  <w:style w:type="character" w:customStyle="1" w:styleId="a8">
-    <w:name w:val="คำอ้างอิง อักขระ"/>
-    <w:basedOn w:val="a0"/>
-    <w:link w:val="a7"/>
+  <w:style w:type="character" w:customStyle="1" w:styleId="QuoteChar">
+    <w:name w:val="Quote Char"/>
+    <w:basedOn w:val="DefaultParagraphFont"/>
+    <w:link w:val="Quote"/>
     <w:uiPriority w:val="29"/>
     <w:rsid w:val="00E71B6C"/>
     <w:rPr>
@@ -2352,9 +2495,9 @@
       <w:color w:val="404040" w:themeColor="text1" w:themeTint="BF"/>
     </w:rPr>
   </w:style>
-  <w:style w:type="paragraph" w:styleId="a9">
+  <w:style w:type="paragraph" w:styleId="ListParagraph">
     <w:name w:val="List Paragraph"/>
-    <w:basedOn w:val="a"/>
+    <w:basedOn w:val="Normal"/>
     <w:uiPriority w:val="34"/>
     <w:qFormat/>
     <w:rsid w:val="00E71B6C"/>
@@ -2371,9 +2514,9 @@
       <w14:ligatures w14:val="standardContextual"/>
     </w:rPr>
   </w:style>
-  <w:style w:type="character" w:styleId="aa">
+  <w:style w:type="character" w:styleId="IntenseEmphasis">
     <w:name w:val="Intense Emphasis"/>
-    <w:basedOn w:val="a0"/>
+    <w:basedOn w:val="DefaultParagraphFont"/>
     <w:uiPriority w:val="21"/>
     <w:qFormat/>
     <w:rsid w:val="00E71B6C"/>
@@ -2383,11 +2526,11 @@
       <w:color w:val="2F5496" w:themeColor="accent1" w:themeShade="BF"/>
     </w:rPr>
   </w:style>
-  <w:style w:type="paragraph" w:styleId="ab">
+  <w:style w:type="paragraph" w:styleId="IntenseQuote">
     <w:name w:val="Intense Quote"/>
-    <w:basedOn w:val="a"/>
-    <w:next w:val="a"/>
-    <w:link w:val="ac"/>
+    <w:basedOn w:val="Normal"/>
+    <w:next w:val="Normal"/>
+    <w:link w:val="IntenseQuoteChar"/>
     <w:uiPriority w:val="30"/>
     <w:qFormat/>
     <w:rsid w:val="00E71B6C"/>
@@ -2411,10 +2554,10 @@
       <w14:ligatures w14:val="standardContextual"/>
     </w:rPr>
   </w:style>
-  <w:style w:type="character" w:customStyle="1" w:styleId="ac">
-    <w:name w:val="ทำให้คำอ้างอิงเป็นสีเข้มขึ้น อักขระ"/>
-    <w:basedOn w:val="a0"/>
-    <w:link w:val="ab"/>
+  <w:style w:type="character" w:customStyle="1" w:styleId="IntenseQuoteChar">
+    <w:name w:val="Intense Quote Char"/>
+    <w:basedOn w:val="DefaultParagraphFont"/>
+    <w:link w:val="IntenseQuote"/>
     <w:uiPriority w:val="30"/>
     <w:rsid w:val="00E71B6C"/>
     <w:rPr>
@@ -2423,9 +2566,9 @@
       <w:color w:val="2F5496" w:themeColor="accent1" w:themeShade="BF"/>
     </w:rPr>
   </w:style>
-  <w:style w:type="character" w:styleId="ad">
+  <w:style w:type="character" w:styleId="IntenseReference">
     <w:name w:val="Intense Reference"/>
-    <w:basedOn w:val="a0"/>
+    <w:basedOn w:val="DefaultParagraphFont"/>
     <w:uiPriority w:val="32"/>
     <w:qFormat/>
     <w:rsid w:val="00E71B6C"/>
@@ -2439,7 +2582,7 @@
   </w:style>
   <w:style w:type="table" w:customStyle="1" w:styleId="TableGrid0">
     <w:name w:val="Table Grid_0"/>
-    <w:basedOn w:val="a1"/>
+    <w:basedOn w:val="TableNormal"/>
     <w:uiPriority w:val="39"/>
     <w:rsid w:val="00E71B6C"/>
     <w:pPr>

--- a/HRCP-KKU-Academic/src/main/resources/templates/docx/Phase2/p2doc_9.docx
+++ b/HRCP-KKU-Academic/src/main/resources/templates/docx/Phase2/p2doc_9.docx
@@ -328,16 +328,6 @@
           <w:sz w:val="32"/>
           <w:szCs w:val="32"/>
           <w:cs/>
-        </w:rPr>
-        <w:tab/>
-      </w:r>
-      <w:r>
-        <w:rPr>
-          <w:rFonts w:ascii="TH Sarabun New" w:eastAsiaTheme="minorHAnsi" w:hAnsi="TH Sarabun New" w:cs="TH Sarabun New"/>
-          <w:sz w:val="32"/>
-          <w:szCs w:val="32"/>
-          <w:cs/>
-          <w:lang w:bidi="th-TH"/>
         </w:rPr>
         <w:tab/>
       </w:r>
